--- a/BingeSpice v1.0/Final/Robustness-diagram-v1.0.docx
+++ b/BingeSpice v1.0/Final/Robustness-diagram-v1.0.docx
@@ -516,7 +516,7 @@
             </w:rPr>
             <w:fldChar w:fldCharType="separate"/>
           </w:r>
-          <w:hyperlink w:anchor="_Toc199506502" w:history="1">
+          <w:hyperlink w:anchor="_Toc199530481" w:history="1">
             <w:r>
               <w:rPr>
                 <w:rStyle w:val="Hyperlink"/>
@@ -559,7 +559,7 @@
                 <w:noProof/>
                 <w:webHidden/>
               </w:rPr>
-              <w:instrText xml:space="preserve"> PAGEREF _Toc199506502 \h </w:instrText>
+              <w:instrText xml:space="preserve"> PAGEREF _Toc199530481 \h </w:instrText>
             </w:r>
             <w:r>
               <w:rPr>
@@ -601,7 +601,7 @@
               <w:noProof/>
             </w:rPr>
           </w:pPr>
-          <w:hyperlink w:anchor="_Toc199506503" w:history="1">
+          <w:hyperlink w:anchor="_Toc199530482" w:history="1">
             <w:r>
               <w:rPr>
                 <w:rStyle w:val="Hyperlink"/>
@@ -629,7 +629,7 @@
                 <w:noProof/>
                 <w:webHidden/>
               </w:rPr>
-              <w:instrText xml:space="preserve"> PAGEREF _Toc199506503 \h </w:instrText>
+              <w:instrText xml:space="preserve"> PAGEREF _Toc199530482 \h </w:instrText>
             </w:r>
             <w:r>
               <w:rPr>
@@ -671,7 +671,7 @@
               <w:noProof/>
             </w:rPr>
           </w:pPr>
-          <w:hyperlink w:anchor="_Toc199506504" w:history="1">
+          <w:hyperlink w:anchor="_Toc199530483" w:history="1">
             <w:r>
               <w:rPr>
                 <w:rStyle w:val="Hyperlink"/>
@@ -713,7 +713,7 @@
                 <w:noProof/>
                 <w:webHidden/>
               </w:rPr>
-              <w:instrText xml:space="preserve"> PAGEREF _Toc199506504 \h </w:instrText>
+              <w:instrText xml:space="preserve"> PAGEREF _Toc199530483 \h </w:instrText>
             </w:r>
             <w:r>
               <w:rPr>
@@ -755,7 +755,7 @@
               <w:noProof/>
             </w:rPr>
           </w:pPr>
-          <w:hyperlink w:anchor="_Toc199506505" w:history="1">
+          <w:hyperlink w:anchor="_Toc199530484" w:history="1">
             <w:r>
               <w:rPr>
                 <w:rStyle w:val="Hyperlink"/>
@@ -783,7 +783,7 @@
                 <w:noProof/>
                 <w:webHidden/>
               </w:rPr>
-              <w:instrText xml:space="preserve"> PAGEREF _Toc199506505 \h </w:instrText>
+              <w:instrText xml:space="preserve"> PAGEREF _Toc199530484 \h </w:instrText>
             </w:r>
             <w:r>
               <w:rPr>
@@ -851,7 +851,7 @@
       </w:pPr>
       <w:bookmarkStart w:id="0" w:name="_Toc197880919"/>
       <w:bookmarkStart w:id="1" w:name="_Toc196483866"/>
-      <w:bookmarkStart w:id="2" w:name="_Toc199506502"/>
+      <w:bookmarkStart w:id="2" w:name="_Toc199530481"/>
       <w:r>
         <w:rPr>
           <w:sz w:val="48"/>
@@ -1135,7 +1135,7 @@
           <w:lang w:val="el-GR"/>
         </w:rPr>
       </w:pPr>
-      <w:bookmarkStart w:id="3" w:name="_Toc199506503"/>
+      <w:bookmarkStart w:id="3" w:name="_Toc199530482"/>
       <w:r>
         <w:rPr>
           <w:sz w:val="48"/>
@@ -3035,7 +3035,7 @@
           <w:lang w:val="el-GR"/>
         </w:rPr>
       </w:pPr>
-      <w:bookmarkStart w:id="7" w:name="_Toc199506504"/>
+      <w:bookmarkStart w:id="7" w:name="_Toc199530483"/>
       <w:r>
         <w:rPr>
           <w:sz w:val="52"/>
@@ -4392,7 +4392,7 @@
           <w:lang w:val="el-GR"/>
         </w:rPr>
       </w:pPr>
-      <w:bookmarkStart w:id="10" w:name="_Toc199506505"/>
+      <w:bookmarkStart w:id="10" w:name="_Toc199530484"/>
       <w:r>
         <w:rPr>
           <w:sz w:val="48"/>
